--- a/docs/active_inference_reformulation.docx
+++ b/docs/active_inference_reformulation.docx
@@ -2,13 +2,278 @@
 <file path=word/document.xml><?xml version="1.0" encoding="utf-8"?>
 <w:document xmlns:w="http://schemas.openxmlformats.org/wordprocessingml/2006/main" xmlns:m="http://schemas.openxmlformats.org/officeDocument/2006/math" xmlns:r="http://schemas.openxmlformats.org/officeDocument/2006/relationships" xmlns:o="urn:schemas-microsoft-com:office:office" xmlns:v="urn:schemas-microsoft-com:vml" xmlns:w10="urn:schemas-microsoft-com:office:word" xmlns:a="http://schemas.openxmlformats.org/drawingml/2006/main" xmlns:pic="http://schemas.openxmlformats.org/drawingml/2006/picture" xmlns:wp="http://schemas.openxmlformats.org/drawingml/2006/wordprocessingDrawing">
   <w:body>
-    <w:bookmarkStart w:id="18" w:name="X78dd727697dbd1611ba79fa44b5c978260249f4"/>
+    <w:bookmarkStart w:id="19" w:name="X78dd727697dbd1611ba79fa44b5c978260249f4"/>
     <w:p>
       <w:pPr>
         <w:pStyle w:val="Heading1"/>
       </w:pPr>
       <w:r>
         <w:t xml:space="preserve">Reformulating the comfort-zone measurement inside active inference, a design note</w:t>
+      </w:r>
+    </w:p>
+    <w:p>
+      <w:pPr>
+        <w:pStyle w:val="Heading2"/>
+      </w:pPr>
+      <w:bookmarkStart w:id="9" w:name="X0651fc30074a26133f12685c69cb4c72a04de91"/>
+      <w:r>
+        <w:t xml:space="preserve">Revised reading, 2026-09-22 (Jonas’s decision 3: update the documents)</w:t>
+      </w:r>
+      <w:bookmarkEnd w:id="9"/>
+    </w:p>
+    <w:p>
+      <w:pPr>
+        <w:pStyle w:val="BlockText"/>
+      </w:pPr>
+      <w:r>
+        <w:t xml:space="preserve">This note was written on 2026-09-18 inside the arc that</w:t>
+      </w:r>
+      <w:r>
+        <w:t xml:space="preserve"> </w:t>
+      </w:r>
+      <w:r>
+        <w:rPr>
+          <w:rStyle w:val="VerbatimChar"/>
+        </w:rPr>
+        <w:t xml:space="preserve">docs/review_2026-09-22.md</w:t>
+      </w:r>
+      <w:r>
+        <w:t xml:space="preserve"> </w:t>
+      </w:r>
+      <w:r>
+        <w:t xml:space="preserve">reviewed.</w:t>
+      </w:r>
+      <w:r>
+        <w:t xml:space="preserve"> </w:t>
+      </w:r>
+      <w:r>
+        <w:t xml:space="preserve">Its evidence table (§2) and its through-line are corrected below in place, with dated notes at</w:t>
+      </w:r>
+      <w:r>
+        <w:t xml:space="preserve"> </w:t>
+      </w:r>
+      <w:r>
+        <w:t xml:space="preserve">each claim; the sections are otherwise left as written, as the record of the reasoning.</w:t>
+      </w:r>
+      <w:r>
+        <w:t xml:space="preserve"> </w:t>
+      </w:r>
+      <w:r>
+        <w:rPr>
+          <w:b/>
+          <w:bCs/>
+        </w:rPr>
+        <w:t xml:space="preserve">What</w:t>
+      </w:r>
+      <w:r>
+        <w:rPr>
+          <w:b/>
+          <w:bCs/>
+        </w:rPr>
+        <w:t xml:space="preserve"> </w:t>
+      </w:r>
+      <w:r>
+        <w:rPr>
+          <w:b/>
+          <w:bCs/>
+        </w:rPr>
+        <w:t xml:space="preserve">stands from it:</w:t>
+      </w:r>
+      <w:r>
+        <w:t xml:space="preserve"> </w:t>
+      </w:r>
+      <w:r>
+        <w:t xml:space="preserve">card JJ.2’s DROP (ΔG does not order the cut-in cells; restated on the released</w:t>
+      </w:r>
+      <w:r>
+        <w:t xml:space="preserve"> </w:t>
+      </w:r>
+      <w:r>
+        <w:t xml:space="preserve">staging by JJ.2c and on the single-Gaussian fan by JJ.2d), the matched-TTC result (0 of 24 rows,</w:t>
+      </w:r>
+      <w:r>
+        <w:t xml:space="preserve"> </w:t>
+      </w:r>
+      <w:r>
+        <w:t xml:space="preserve">because the quantity’s severity grows with closing speed while participants respond to</w:t>
+      </w:r>
+      <w:r>
+        <w:t xml:space="preserve"> </w:t>
+      </w:r>
+      <w:r>
+        <w:t xml:space="preserve">proximity), and §4’s instinct that the preference is the thing to reformulate.</w:t>
+      </w:r>
+      <w:r>
+        <w:t xml:space="preserve"> </w:t>
+      </w:r>
+      <w:r>
+        <w:rPr>
+          <w:b/>
+          <w:bCs/>
+        </w:rPr>
+        <w:t xml:space="preserve">What does not:</w:t>
+      </w:r>
+      <w:r>
+        <w:t xml:space="preserve"> </w:t>
+      </w:r>
+      <w:r>
+        <w:t xml:space="preserve">the</w:t>
+      </w:r>
+      <w:r>
+        <w:t xml:space="preserve"> </w:t>
+      </w:r>
+      <w:r>
+        <w:t xml:space="preserve">“inverted comfort-zone boundary”</w:t>
+      </w:r>
+      <w:r>
+        <w:t xml:space="preserve"> </w:t>
+      </w:r>
+      <w:r>
+        <w:t xml:space="preserve">(ρ −0.861 is a horizon-sum accounting effect under the</w:t>
+      </w:r>
+      <w:r>
+        <w:t xml:space="preserve"> </w:t>
+      </w:r>
+      <w:r>
+        <w:t xml:space="preserve">project’s own ramp form; pointwise the required deceleration is ordered the human way, +0.633),</w:t>
+      </w:r>
+      <w:r>
+        <w:t xml:space="preserve"> </w:t>
+      </w:r>
+      <w:r>
+        <w:t xml:space="preserve">the</w:t>
+      </w:r>
+      <w:r>
+        <w:t xml:space="preserve"> </w:t>
+      </w:r>
+      <w:r>
+        <w:t xml:space="preserve">“released planner never brakes”</w:t>
+      </w:r>
+      <w:r>
+        <w:t xml:space="preserve"> </w:t>
+      </w:r>
+      <w:r>
+        <w:t xml:space="preserve">and</w:t>
+      </w:r>
+      <w:r>
+        <w:t xml:space="preserve"> </w:t>
+      </w:r>
+      <w:r>
+        <w:t xml:space="preserve">“19 of 24”</w:t>
+      </w:r>
+      <w:r>
+        <w:t xml:space="preserve"> </w:t>
+      </w:r>
+      <w:r>
+        <w:t xml:space="preserve">results (the ego was off the road and only</w:t>
+      </w:r>
+      <w:r>
+        <w:t xml:space="preserve"> </w:t>
+      </w:r>
+      <w:r>
+        <w:t xml:space="preserve">the first, clamped, plan step was examined; card P.1 is the corrected rerun), the</w:t>
+      </w:r>
+      <w:r>
+        <w:t xml:space="preserve"> </w:t>
+      </w:r>
+      <w:r>
+        <w:t xml:space="preserve">“identity to</w:t>
+      </w:r>
+      <w:r>
+        <w:t xml:space="preserve"> </w:t>
+      </w:r>
+      <w:r>
+        <w:t xml:space="preserve">7e-16”</w:t>
+      </w:r>
+      <w:r>
+        <w:t xml:space="preserve"> </w:t>
+      </w:r>
+      <w:r>
+        <w:t xml:space="preserve">(the tracked report says 2.5e-07), and</w:t>
+      </w:r>
+      <w:r>
+        <w:t xml:space="preserve"> </w:t>
+      </w:r>
+      <w:r>
+        <w:t xml:space="preserve">“0.2705, chance”</w:t>
+      </w:r>
+      <w:r>
+        <w:t xml:space="preserve"> </w:t>
+      </w:r>
+      <w:r>
+        <w:t xml:space="preserve">(chance is 0.320).</w:t>
+      </w:r>
+      <w:r>
+        <w:t xml:space="preserve"> </w:t>
+      </w:r>
+      <w:r>
+        <w:rPr>
+          <w:b/>
+          <w:bCs/>
+        </w:rPr>
+        <w:t xml:space="preserve">Where the</w:t>
+      </w:r>
+      <w:r>
+        <w:rPr>
+          <w:b/>
+          <w:bCs/>
+        </w:rPr>
+        <w:t xml:space="preserve"> </w:t>
+      </w:r>
+      <w:r>
+        <w:rPr>
+          <w:b/>
+          <w:bCs/>
+        </w:rPr>
+        <w:t xml:space="preserve">reformulation went instead</w:t>
+      </w:r>
+      <w:r>
+        <w:t xml:space="preserve">, after this note:</w:t>
+      </w:r>
+      <w:r>
+        <w:t xml:space="preserve"> </w:t>
+      </w:r>
+      <w:r>
+        <w:rPr>
+          <w:rStyle w:val="VerbatimChar"/>
+        </w:rPr>
+        <w:t xml:space="preserve">docs/looming_as_free_energy.md</w:t>
+      </w:r>
+      <w:r>
+        <w:t xml:space="preserve">, and cards JJ.5</w:t>
+      </w:r>
+      <w:r>
+        <w:t xml:space="preserve"> </w:t>
+      </w:r>
+      <w:r>
+        <w:t xml:space="preserve">to JJ.10, which derive the gate as the generative model’s predictive lateral uncertainty and</w:t>
+      </w:r>
+      <w:r>
+        <w:t xml:space="preserve"> </w:t>
+      </w:r>
+      <w:r>
+        <w:t xml:space="preserve">read the boundary as a driver’s prior over the looming of a lead. The card ladder in §7 is</w:t>
+      </w:r>
+      <w:r>
+        <w:t xml:space="preserve"> </w:t>
+      </w:r>
+      <w:r>
+        <w:t xml:space="preserve">superseded by</w:t>
+      </w:r>
+      <w:r>
+        <w:t xml:space="preserve"> </w:t>
+      </w:r>
+      <w:r>
+        <w:rPr>
+          <w:rStyle w:val="VerbatimChar"/>
+        </w:rPr>
+        <w:t xml:space="preserve">handover.md</w:t>
+      </w:r>
+      <w:r>
+        <w:t xml:space="preserve"> </w:t>
+      </w:r>
+      <w:r>
+        <w:t xml:space="preserve">§4.</w:t>
       </w:r>
     </w:p>
     <w:p>
@@ -124,7 +389,7 @@
         </w:pict>
       </w:r>
     </w:p>
-    <w:bookmarkStart w:id="9" w:name="the-answer-in-two-paragraphs"/>
+    <w:bookmarkStart w:id="10" w:name="the-answer-in-two-paragraphs"/>
     <w:p>
       <w:pPr>
         <w:pStyle w:val="Heading2"/>
@@ -204,18 +469,6 @@
       </w:r>
       <w:r>
         <w:t xml:space="preserve">, with</w:t>
-      </w:r>
-      <w:r>
-        <w:t xml:space="preserve"> </w:t>
-      </w:r>
-      <w:r>
-        <w:t xml:space="preserve">ρ(axis, gap) turning from +0.848 to −0.308. That is the largest movement any card has produced on</w:t>
-      </w:r>
-      <w:r>
-        <w:t xml:space="preserve"> </w:t>
-      </w:r>
-      <w:r>
-        <w:t xml:space="preserve">this design, and it came from changing the</w:t>
       </w:r>
       <w:r>
         <w:t xml:space="preserve"> </w:t>
@@ -225,6 +478,28 @@
           <w:i/>
           <w:iCs/>
         </w:rPr>
+        <w:t xml:space="preserve">[2026-09-22: untested; the planner ran with the ego off the road and its first step clamped (review §2); card P.1 reruns it]</w:t>
+      </w:r>
+      <w:r>
+        <w:t xml:space="preserve"> </w:t>
+      </w:r>
+      <w:r>
+        <w:t xml:space="preserve">ρ(axis, gap) turning from +0.848 to −0.308. That is the largest movement any card has produced on</w:t>
+      </w:r>
+      <w:r>
+        <w:t xml:space="preserve"> </w:t>
+      </w:r>
+      <w:r>
+        <w:t xml:space="preserve">this design, and it came from changing the</w:t>
+      </w:r>
+      <w:r>
+        <w:t xml:space="preserve"> </w:t>
+      </w:r>
+      <w:r>
+        <w:rPr>
+          <w:i/>
+          <w:iCs/>
+        </w:rPr>
         <w:t xml:space="preserve">framing</w:t>
       </w:r>
       <w:r>
@@ -360,6 +635,16 @@
           <w:bCs/>
         </w:rPr>
         <w:t xml:space="preserve">−0.861</w:t>
+      </w:r>
+      <w:r>
+        <w:t xml:space="preserve"> </w:t>
+      </w:r>
+      <w:r>
+        <w:rPr>
+          <w:i/>
+          <w:iCs/>
+        </w:rPr>
+        <w:t xml:space="preserve">[2026-09-22: a horizon-sum accounting effect under the ramp form, not a property of the term; pointwise +0.633 (review checks §1)]</w:t>
       </w:r>
       <w:r>
         <w:t xml:space="preserve"> </w:t>
@@ -434,8 +719,8 @@
         </w:pict>
       </w:r>
     </w:p>
-    <w:bookmarkEnd w:id="9"/>
-    <w:bookmarkStart w:id="10" w:name="what-we-now-know-with-the-files"/>
+    <w:bookmarkEnd w:id="10"/>
+    <w:bookmarkStart w:id="11" w:name="what-we-now-know-with-the-files"/>
     <w:p>
       <w:pPr>
         <w:pStyle w:val="Heading2"/>
@@ -540,6 +825,37 @@
             </w:pPr>
             <w:r>
               <w:rPr>
+                <w:i/>
+                <w:iCs/>
+              </w:rPr>
+              <w:t xml:space="preserve">[2026-09-22: the tracked report gives 2.5e-07 and</w:t>
+            </w:r>
+            <w:r>
+              <w:rPr>
+                <w:i/>
+                <w:iCs/>
+              </w:rPr>
+              <w:t xml:space="preserve"> </w:t>
+            </w:r>
+            <w:r>
+              <w:rPr>
+                <w:i/>
+                <w:iCs/>
+              </w:rPr>
+              <w:t xml:space="preserve">“agree to 1e-09: NO”</w:t>
+            </w:r>
+            <w:r>
+              <w:rPr>
+                <w:i/>
+                <w:iCs/>
+              </w:rPr>
+              <w:t xml:space="preserve">; the identity holds in practice, the criterion failed]</w:t>
+            </w:r>
+            <w:r>
+              <w:t xml:space="preserve"> </w:t>
+            </w:r>
+            <w:r>
+              <w:rPr>
                 <w:rStyle w:val="VerbatimChar"/>
               </w:rPr>
               <w:t xml:space="preserve">replication/causation/re1/re1_rear_end_criticality.md</w:t>
@@ -688,6 +1004,16 @@
               <w:pStyle w:val="Compact"/>
             </w:pPr>
             <w:r>
+              <w:rPr>
+                <w:i/>
+                <w:iCs/>
+              </w:rPr>
+              <w:t xml:space="preserve">[2026-09-22: untested as run; card P.1]</w:t>
+            </w:r>
+            <w:r>
+              <w:t xml:space="preserve"> </w:t>
+            </w:r>
+            <w:r>
               <w:t xml:space="preserve">ibid. §C;</w:t>
             </w:r>
             <w:r>
@@ -958,6 +1284,16 @@
               <w:pStyle w:val="Compact"/>
             </w:pPr>
             <w:r>
+              <w:rPr>
+                <w:i/>
+                <w:iCs/>
+              </w:rPr>
+              <w:t xml:space="preserve">[2026-09-22: see the note on §1 above; not inverted]</w:t>
+            </w:r>
+            <w:r>
+              <w:t xml:space="preserve"> </w:t>
+            </w:r>
+            <w:r>
               <w:t xml:space="preserve">ibid.</w:t>
             </w:r>
           </w:p>
@@ -1290,8 +1626,8 @@
         </w:pict>
       </w:r>
     </w:p>
-    <w:bookmarkEnd w:id="10"/>
-    <w:bookmarkStart w:id="11" w:name="X07e4ecf5142f19f28ceb25703763815b90e46ac"/>
+    <w:bookmarkEnd w:id="11"/>
+    <w:bookmarkStart w:id="12" w:name="X07e4ecf5142f19f28ceb25703763815b90e46ac"/>
     <w:p>
       <w:pPr>
         <w:pStyle w:val="Heading2"/>
@@ -1604,7 +1940,23 @@
         <w:t xml:space="preserve"> </w:t>
       </w:r>
       <w:r>
-        <w:t xml:space="preserve">held-out score is 0.2705, chance. So fitting θ instead of assuming the authors’ is necessary and</w:t>
+        <w:t xml:space="preserve">held-out score is 0.2705, chance.</w:t>
+      </w:r>
+      <w:r>
+        <w:t xml:space="preserve"> </w:t>
+      </w:r>
+      <w:r>
+        <w:rPr>
+          <w:i/>
+          <w:iCs/>
+        </w:rPr>
+        <w:t xml:space="preserve">[2026-09-22: 0.2705 is not chance (0.320) and is the best of 20 vectors chosen by ρ(gap), not of 648]</w:t>
+      </w:r>
+      <w:r>
+        <w:t xml:space="preserve"> </w:t>
+      </w:r>
+      <w:r>
+        <w:t xml:space="preserve">So fitting θ instead of assuming the authors’ is necessary and</w:t>
       </w:r>
       <w:r>
         <w:t xml:space="preserve"> </w:t>
@@ -1708,8 +2060,8 @@
         </w:pict>
       </w:r>
     </w:p>
-    <w:bookmarkEnd w:id="11"/>
-    <w:bookmarkStart w:id="12" w:name="the-reformulation"/>
+    <w:bookmarkEnd w:id="12"/>
+    <w:bookmarkStart w:id="13" w:name="the-reformulation"/>
     <w:p>
       <w:pPr>
         <w:pStyle w:val="Heading2"/>
@@ -1981,8 +2333,8 @@
         </w:pict>
       </w:r>
     </w:p>
-    <w:bookmarkEnd w:id="12"/>
-    <w:bookmarkStart w:id="13" w:name="X707a47519fff75e95202cfb1fc2dbb674ab57f5"/>
+    <w:bookmarkEnd w:id="13"/>
+    <w:bookmarkStart w:id="14" w:name="X707a47519fff75e95202cfb1fc2dbb674ab57f5"/>
     <w:p>
       <w:pPr>
         <w:pStyle w:val="Heading2"/>
@@ -2135,6 +2487,44 @@
       </w:r>
       <w:r>
         <w:t xml:space="preserve">, and the project has been fitting comfort levels on it since</w:t>
+      </w:r>
+      <w:r>
+        <w:t xml:space="preserve"> </w:t>
+      </w:r>
+      <w:r>
+        <w:rPr>
+          <w:i/>
+          <w:iCs/>
+        </w:rPr>
+        <w:t xml:space="preserve">[2026-09-22: the</w:t>
+      </w:r>
+      <w:r>
+        <w:rPr>
+          <w:i/>
+          <w:iCs/>
+        </w:rPr>
+        <w:t xml:space="preserve"> </w:t>
+      </w:r>
+      <w:r>
+        <w:rPr>
+          <w:i/>
+          <w:iCs/>
+        </w:rPr>
+        <w:t xml:space="preserve">“inverted”</w:t>
+      </w:r>
+      <w:r>
+        <w:rPr>
+          <w:i/>
+          <w:iCs/>
+        </w:rPr>
+        <w:t xml:space="preserve"> </w:t>
+      </w:r>
+      <w:r>
+        <w:rPr>
+          <w:i/>
+          <w:iCs/>
+        </w:rPr>
+        <w:t xml:space="preserve">half of this sentence does not stand; the dread-zone half does]</w:t>
       </w:r>
       <w:r>
         <w:t xml:space="preserve"> </w:t>
@@ -2645,7 +3035,23 @@
         <w:t xml:space="preserve"> </w:t>
       </w:r>
       <w:r>
-        <w:t xml:space="preserve">in 378 of 378 of the study’s own cells and never brakes. Card JJ.2b ran the correction and it</w:t>
+        <w:t xml:space="preserve">in 378 of 378 of the study’s own cells and never brakes.</w:t>
+      </w:r>
+      <w:r>
+        <w:t xml:space="preserve"> </w:t>
+      </w:r>
+      <w:r>
+        <w:rPr>
+          <w:i/>
+          <w:iCs/>
+        </w:rPr>
+        <w:t xml:space="preserve">[2026-09-22: untested as run; card P.1]</w:t>
+      </w:r>
+      <w:r>
+        <w:t xml:space="preserve"> </w:t>
+      </w:r>
+      <w:r>
+        <w:t xml:space="preserve">Card JJ.2b ran the correction and it</w:t>
       </w:r>
       <w:r>
         <w:t xml:space="preserve"> </w:t>
@@ -2767,8 +3173,8 @@
         </w:pict>
       </w:r>
     </w:p>
-    <w:bookmarkEnd w:id="13"/>
-    <w:bookmarkStart w:id="14" w:name="X9379ceeae1380ceb241ea1eb72a93ae92ccf7a2"/>
+    <w:bookmarkEnd w:id="14"/>
+    <w:bookmarkStart w:id="15" w:name="X9379ceeae1380ceb241ea1eb72a93ae92ccf7a2"/>
     <w:p>
       <w:pPr>
         <w:pStyle w:val="Heading2"/>
@@ -3010,8 +3416,8 @@
         </w:pict>
       </w:r>
     </w:p>
-    <w:bookmarkEnd w:id="14"/>
-    <w:bookmarkStart w:id="15" w:name="Xa52735ae692271eb4c1a4209fcfec7fa09919cf"/>
+    <w:bookmarkEnd w:id="15"/>
+    <w:bookmarkStart w:id="16" w:name="Xa52735ae692271eb4c1a4209fcfec7fa09919cf"/>
     <w:p>
       <w:pPr>
         <w:pStyle w:val="Heading2"/>
@@ -3037,64 +3443,303 @@
           <w:b/>
           <w:bCs/>
         </w:rPr>
-        <w:t xml:space="preserve">RE.3 — is the comfort factor a comfort-zone boundary?</w:t>
-      </w:r>
-      <w:r>
-        <w:t xml:space="preserve"> </w:t>
-      </w:r>
-      <w:r>
-        <w:t xml:space="preserve">Fit the three-parameter threshold model</w:t>
-      </w:r>
-      <w:r>
-        <w:t xml:space="preserve"> </w:t>
-      </w:r>
-      <w:r>
-        <w:t xml:space="preserve">on the τ⁻¹ factor’s contribution and on a θ̇ preference’s contribution, on card JJ.2’s own 378</w:t>
-      </w:r>
-      <w:r>
-        <w:t xml:space="preserve"> </w:t>
-      </w:r>
-      <w:r>
-        <w:t xml:space="preserve">cells, folds and metric. Rule:</w:t>
-      </w:r>
-      <w:r>
-        <w:t xml:space="preserve"> </w:t>
-      </w:r>
-      <w:r>
-        <w:rPr>
-          <w:b/>
-          <w:bCs/>
-        </w:rPr>
-        <w:t xml:space="preserve">the comfort factor earns the reformulation if it reaches within</w:t>
-      </w:r>
-      <w:r>
-        <w:rPr>
-          <w:b/>
-          <w:bCs/>
-        </w:rPr>
-        <w:t xml:space="preserve"> </w:t>
-      </w:r>
-      <w:r>
-        <w:rPr>
-          <w:b/>
-          <w:bCs/>
-        </w:rPr>
-        <w:t xml:space="preserve">0.01 of the gated looming rule’s 0.1027 post-onset</w:t>
-      </w:r>
-      <w:r>
-        <w:t xml:space="preserve">, with the catastrophe factors excluded</w:t>
-      </w:r>
-      <w:r>
-        <w:t xml:space="preserve"> </w:t>
-      </w:r>
-      <w:r>
-        <w:t xml:space="preserve">entirely. RE.2 already gives the τ⁻¹-inside-collision figure as 0.308, so this is a real test and</w:t>
-      </w:r>
-      <w:r>
-        <w:t xml:space="preserve"> </w:t>
-      </w:r>
-      <w:r>
-        <w:t xml:space="preserve">it may well fail at the first step — the factor may have the right sign and the wrong shape.</w:t>
+        <w:t xml:space="preserve">RE.3 — is the boundary perceptual or configurational? DONE, 2026-09-18.</w:t>
+      </w:r>
+      <w:r>
+        <w:t xml:space="preserve"> </w:t>
+      </w:r>
+      <w:r>
+        <w:rPr>
+          <w:i/>
+          <w:iCs/>
+        </w:rPr>
+        <w:t xml:space="preserve">[The RE.3 first</w:t>
+      </w:r>
+      <w:r>
+        <w:rPr>
+          <w:i/>
+          <w:iCs/>
+        </w:rPr>
+        <w:t xml:space="preserve"> </w:t>
+      </w:r>
+      <w:r>
+        <w:rPr>
+          <w:i/>
+          <w:iCs/>
+        </w:rPr>
+        <w:t xml:space="preserve">written here was to fit the threshold model on a θ̇ preference factor. That was a re-labelling, not</w:t>
+      </w:r>
+      <w:r>
+        <w:rPr>
+          <w:i/>
+          <w:iCs/>
+        </w:rPr>
+        <w:t xml:space="preserve"> </w:t>
+      </w:r>
+      <w:r>
+        <w:rPr>
+          <w:i/>
+          <w:iCs/>
+        </w:rPr>
+        <w:t xml:space="preserve">a test: a preference on θ̇ reproduces card EL.1b’s own 0.1137 by construction. Jonas’s question</w:t>
+      </w:r>
+      <w:r>
+        <w:rPr>
+          <w:i/>
+          <w:iCs/>
+        </w:rPr>
+        <w:t xml:space="preserve"> </w:t>
+      </w:r>
+      <w:r>
+        <w:rPr>
+          <w:i/>
+          <w:iCs/>
+        </w:rPr>
+        <w:t xml:space="preserve">about the normative model replaced it with a real one.]</w:t>
+      </w:r>
+    </w:p>
+    <w:p>
+      <w:pPr>
+        <w:pStyle w:val="BodyText"/>
+      </w:pPr>
+      <w:r>
+        <w:t xml:space="preserve">On the second cut-in study the normative and the perceptual accounts are</w:t>
+      </w:r>
+      <w:r>
+        <w:t xml:space="preserve"> </w:t>
+      </w:r>
+      <w:r>
+        <w:rPr>
+          <w:b/>
+          <w:bCs/>
+        </w:rPr>
+        <w:t xml:space="preserve">observationally</w:t>
+      </w:r>
+      <w:r>
+        <w:rPr>
+          <w:b/>
+          <w:bCs/>
+        </w:rPr>
+        <w:t xml:space="preserve"> </w:t>
+      </w:r>
+      <w:r>
+        <w:rPr>
+          <w:b/>
+          <w:bCs/>
+        </w:rPr>
+        <w:t xml:space="preserve">identical</w:t>
+      </w:r>
+      <w:r>
+        <w:t xml:space="preserve"> </w:t>
+      </w:r>
+      <w:r>
+        <w:t xml:space="preserve">— both give a curve in the (gap, closing speed) plane — so that study cannot separate</w:t>
+      </w:r>
+      <w:r>
+        <w:t xml:space="preserve"> </w:t>
+      </w:r>
+      <w:r>
+        <w:t xml:space="preserve">them. One design here can, and the data are in hand: the truck and car cut-ins of study 1 at</w:t>
+      </w:r>
+      <w:r>
+        <w:t xml:space="preserve"> </w:t>
+      </w:r>
+      <w:r>
+        <w:t xml:space="preserve">matched TTC. Writing the criterion as a constant value of</w:t>
+      </w:r>
+      <w:r>
+        <w:t xml:space="preserve"> </w:t>
+      </w:r>
+      <w:r>
+        <w:rPr>
+          <w:rStyle w:val="VerbatimChar"/>
+        </w:rPr>
+        <w:t xml:space="preserve">W^a Δv / gap²</w:t>
+      </w:r>
+      <w:r>
+        <w:t xml:space="preserve">, the class offset on</w:t>
+      </w:r>
+      <w:r>
+        <w:t xml:space="preserve"> </w:t>
+      </w:r>
+      <w:r>
+        <w:t xml:space="preserve">log θ̇ is exactly (1 − a)·log(W_truck/W_car):</w:t>
+      </w:r>
+      <w:r>
+        <w:t xml:space="preserve"> </w:t>
+      </w:r>
+      <w:r>
+        <w:rPr>
+          <w:b/>
+          <w:bCs/>
+        </w:rPr>
+        <w:t xml:space="preserve">0</w:t>
+      </w:r>
+      <w:r>
+        <w:t xml:space="preserve"> </w:t>
+      </w:r>
+      <w:r>
+        <w:t xml:space="preserve">if the boundary is perceptual,</w:t>
+      </w:r>
+      <w:r>
+        <w:t xml:space="preserve"> </w:t>
+      </w:r>
+      <w:r>
+        <w:rPr>
+          <w:b/>
+          <w:bCs/>
+        </w:rPr>
+        <w:t xml:space="preserve">+0.304</w:t>
+      </w:r>
+      <w:r>
+        <w:t xml:space="preserve"> </w:t>
+      </w:r>
+      <w:r>
+        <w:t xml:space="preserve">if</w:t>
+      </w:r>
+      <w:r>
+        <w:t xml:space="preserve"> </w:t>
+      </w:r>
+      <w:r>
+        <w:t xml:space="preserve">it is a width-blind configuration norm.</w:t>
+      </w:r>
+    </w:p>
+    <w:p>
+      <w:pPr>
+        <w:pStyle w:val="BodyText"/>
+      </w:pPr>
+      <w:r>
+        <w:rPr>
+          <w:b/>
+          <w:bCs/>
+        </w:rPr>
+        <w:t xml:space="preserve">Measured: −0.1285 [−0.1922, −0.0721], implied a = 1.42 [1.24, 1.63]</w:t>
+      </w:r>
+      <w:r>
+        <w:t xml:space="preserve"> </w:t>
+      </w:r>
+      <w:r>
+        <w:t xml:space="preserve">— the interval excludes</w:t>
+      </w:r>
+      <w:r>
+        <w:t xml:space="preserve"> </w:t>
+      </w:r>
+      <w:r>
+        <w:t xml:space="preserve">both, so the verdict is</w:t>
+      </w:r>
+      <w:r>
+        <w:t xml:space="preserve"> </w:t>
+      </w:r>
+      <w:r>
+        <w:rPr>
+          <w:i/>
+          <w:iCs/>
+        </w:rPr>
+        <w:t xml:space="preserve">neither</w:t>
+      </w:r>
+      <w:r>
+        <w:t xml:space="preserve"> </w:t>
+      </w:r>
+      <w:r>
+        <w:t xml:space="preserve">(</w:t>
+      </w:r>
+      <w:r>
+        <w:rPr>
+          <w:rStyle w:val="VerbatimChar"/>
+        </w:rPr>
+        <w:t xml:space="preserve">replication/czb/out/re3_apparent_size.md</w:t>
+      </w:r>
+      <w:r>
+        <w:t xml:space="preserve">). The criterion</w:t>
+      </w:r>
+      <w:r>
+        <w:t xml:space="preserve"> </w:t>
+      </w:r>
+      <w:r>
+        <w:t xml:space="preserve">weights apparent size</w:t>
+      </w:r>
+      <w:r>
+        <w:t xml:space="preserve"> </w:t>
+      </w:r>
+      <w:r>
+        <w:rPr>
+          <w:b/>
+          <w:bCs/>
+        </w:rPr>
+        <w:t xml:space="preserve">more</w:t>
+      </w:r>
+      <w:r>
+        <w:t xml:space="preserve"> </w:t>
+      </w:r>
+      <w:r>
+        <w:t xml:space="preserve">heavily than optical expansion alone. The width-blind</w:t>
+      </w:r>
+      <w:r>
+        <w:t xml:space="preserve"> </w:t>
+      </w:r>
+      <w:r>
+        <w:t xml:space="preserve">configuration norm is what this rules out most firmly, four standard errors in the wrong</w:t>
+      </w:r>
+      <w:r>
+        <w:t xml:space="preserve"> </w:t>
+      </w:r>
+      <w:r>
+        <w:t xml:space="preserve">direction.</w:t>
+      </w:r>
+    </w:p>
+    <w:p>
+      <w:pPr>
+        <w:pStyle w:val="BodyText"/>
+      </w:pPr>
+      <w:r>
+        <w:rPr>
+          <w:b/>
+          <w:bCs/>
+        </w:rPr>
+        <w:t xml:space="preserve">And the part that needs data, now registered with a number.</w:t>
+      </w:r>
+      <w:r>
+        <w:t xml:space="preserve"> </w:t>
+      </w:r>
+      <w:r>
+        <w:t xml:space="preserve">Card EL.1’s full-sample w = 0.497</w:t>
+      </w:r>
+      <w:r>
+        <w:t xml:space="preserve"> </w:t>
+      </w:r>
+      <w:r>
+        <w:t xml:space="preserve">puts the comfort boundary’s slope in the (log gap, log Δv) plane at</w:t>
+      </w:r>
+      <w:r>
+        <w:t xml:space="preserve"> </w:t>
+      </w:r>
+      <w:r>
+        <w:rPr>
+          <w:b/>
+          <w:bCs/>
+        </w:rPr>
+        <w:t xml:space="preserve">1.988</w:t>
+      </w:r>
+      <w:r>
+        <w:t xml:space="preserve">, against 2 for</w:t>
+      </w:r>
+      <w:r>
+        <w:t xml:space="preserve"> </w:t>
+      </w:r>
+      <w:r>
+        <w:t xml:space="preserve">constant looming and 1 for constant TTC. The pre-registered prediction is that the iso-density</w:t>
+      </w:r>
+      <w:r>
+        <w:t xml:space="preserve"> </w:t>
+      </w:r>
+      <w:r>
+        <w:t xml:space="preserve">contours of p(gap, Δv | a lane change into my lane) in naturalistic data have that slope. That</w:t>
+      </w:r>
+      <w:r>
+        <w:t xml:space="preserve"> </w:t>
+      </w:r>
+      <w:r>
+        <w:t xml:space="preserve">turns the naturalistic request into a test rather than an exploration.</w:t>
       </w:r>
     </w:p>
     <w:p>
@@ -3261,8 +3906,8 @@
         </w:pict>
       </w:r>
     </w:p>
-    <w:bookmarkEnd w:id="15"/>
-    <w:bookmarkStart w:id="16" w:name="what-it-costs"/>
+    <w:bookmarkEnd w:id="16"/>
+    <w:bookmarkStart w:id="17" w:name="what-it-costs"/>
     <w:p>
       <w:pPr>
         <w:pStyle w:val="Heading2"/>
@@ -3404,8 +4049,8 @@
         </w:pict>
       </w:r>
     </w:p>
-    <w:bookmarkEnd w:id="16"/>
-    <w:bookmarkStart w:id="17" w:name="queries"/>
+    <w:bookmarkEnd w:id="17"/>
+    <w:bookmarkStart w:id="18" w:name="queries"/>
     <w:p>
       <w:pPr>
         <w:pStyle w:val="Heading2"/>
@@ -3623,8 +4268,8 @@
         <w:t xml:space="preserve">should be answered together.</w:t>
       </w:r>
     </w:p>
-    <w:bookmarkEnd w:id="17"/>
     <w:bookmarkEnd w:id="18"/>
+    <w:bookmarkEnd w:id="19"/>
     <w:sectPr>
       <w:footnotePr>
         <w:numRestart w:val="eachSect"/>
